--- a/zht/docx/007.content.docx
+++ b/zht/docx/007.content.docx
@@ -435,138 +435,102 @@
           <w:lang w:val="zh_TW" w:bidi="zh_TW"/>
         </w:rPr>
       </w:r>
-      <w:hyperlink r:id="rId13">
-        <w:r>
-          <w:rPr>
-            <w:lang w:val="zh_TW" w:bidi="zh_TW"/>
-          </w:rPr>
-          <w:rPr>
-            <w:color w:val="0000EE"/>
-            <w:u w:val="single"/>
-          </w:rPr>
-          <w:t>哥林多前書1:3</w:t>
-        </w:r>
-      </w:hyperlink>
-    </w:p>
-    <w:p>
-      <w:pPr>
-        <w:pStyle w:val="ListBullet"/>
-        <w:spacing w:line="240" w:lineRule="auto"/>
-        <w:ind w:left="720"/>
-      </w:pPr>
-      <w:r>
-        <w:rPr>
-          <w:lang w:val="zh_TW" w:bidi="zh_TW"/>
-        </w:rPr>
-      </w:r>
-      <w:hyperlink r:id="rId14">
-        <w:r>
-          <w:rPr>
-            <w:lang w:val="zh_TW" w:bidi="zh_TW"/>
-          </w:rPr>
-          <w:rPr>
-            <w:color w:val="0000EE"/>
-            <w:u w:val="single"/>
-          </w:rPr>
-          <w:t>使徒行傳8:3</w:t>
-        </w:r>
-      </w:hyperlink>
-    </w:p>
-    <w:p>
-      <w:pPr>
-        <w:pStyle w:val="ListBullet"/>
-        <w:spacing w:line="240" w:lineRule="auto"/>
-        <w:ind w:left="720"/>
-      </w:pPr>
-      <w:r>
-        <w:rPr>
-          <w:lang w:val="zh_TW" w:bidi="zh_TW"/>
-        </w:rPr>
-      </w:r>
-      <w:hyperlink r:id="rId15">
-        <w:r>
-          <w:rPr>
-            <w:lang w:val="zh_TW" w:bidi="zh_TW"/>
-          </w:rPr>
-          <w:rPr>
-            <w:color w:val="0000EE"/>
-            <w:u w:val="single"/>
-          </w:rPr>
-          <w:t>使徒行傳9:26</w:t>
-        </w:r>
-      </w:hyperlink>
-    </w:p>
-    <w:p>
-      <w:pPr>
-        <w:pStyle w:val="ListBullet"/>
-        <w:spacing w:line="240" w:lineRule="auto"/>
-        <w:ind w:left="720"/>
-      </w:pPr>
-      <w:r>
-        <w:rPr>
-          <w:lang w:val="zh_TW" w:bidi="zh_TW"/>
-        </w:rPr>
-      </w:r>
-      <w:hyperlink r:id="rId16">
-        <w:r>
-          <w:rPr>
-            <w:lang w:val="zh_TW" w:bidi="zh_TW"/>
-          </w:rPr>
-          <w:rPr>
-            <w:color w:val="0000EE"/>
-            <w:u w:val="single"/>
-          </w:rPr>
-          <w:t>使徒行傳13:10</w:t>
-        </w:r>
-      </w:hyperlink>
-    </w:p>
-    <w:p>
-      <w:pPr>
-        <w:pStyle w:val="ListBullet"/>
-        <w:spacing w:line="240" w:lineRule="auto"/>
-        <w:ind w:left="720"/>
-      </w:pPr>
-      <w:r>
-        <w:rPr>
-          <w:lang w:val="zh_TW" w:bidi="zh_TW"/>
-        </w:rPr>
-      </w:r>
-      <w:hyperlink r:id="rId17">
-        <w:r>
-          <w:rPr>
-            <w:lang w:val="zh_TW" w:bidi="zh_TW"/>
-          </w:rPr>
-          <w:rPr>
-            <w:color w:val="0000EE"/>
-            <w:u w:val="single"/>
-          </w:rPr>
-          <w:t>加拉太書1:1</w:t>
-        </w:r>
-      </w:hyperlink>
-    </w:p>
-    <w:p>
-      <w:pPr>
-        <w:pStyle w:val="ListBullet"/>
-        <w:spacing w:line="240" w:lineRule="auto"/>
-        <w:ind w:left="720"/>
-      </w:pPr>
-      <w:r>
-        <w:rPr>
-          <w:lang w:val="zh_TW" w:bidi="zh_TW"/>
-        </w:rPr>
-      </w:r>
-      <w:hyperlink r:id="rId18">
-        <w:r>
-          <w:rPr>
-            <w:lang w:val="zh_TW" w:bidi="zh_TW"/>
-          </w:rPr>
-          <w:rPr>
-            <w:color w:val="0000EE"/>
-            <w:u w:val="single"/>
-          </w:rPr>
-          <w:t>腓利門書1:8</w:t>
-        </w:r>
-      </w:hyperlink>
+      <w:r>
+        <w:rPr>
+          <w:lang w:val="zh_TW" w:bidi="zh_TW"/>
+        </w:rPr>
+        <w:t>哥林多前書1:3</w:t>
+      </w:r>
+    </w:p>
+    <w:p>
+      <w:pPr>
+        <w:pStyle w:val="ListBullet"/>
+        <w:spacing w:line="240" w:lineRule="auto"/>
+        <w:ind w:left="720"/>
+      </w:pPr>
+      <w:r>
+        <w:rPr>
+          <w:lang w:val="zh_TW" w:bidi="zh_TW"/>
+        </w:rPr>
+      </w:r>
+      <w:r>
+        <w:rPr>
+          <w:lang w:val="zh_TW" w:bidi="zh_TW"/>
+        </w:rPr>
+        <w:t>使徒行傳8:3</w:t>
+      </w:r>
+    </w:p>
+    <w:p>
+      <w:pPr>
+        <w:pStyle w:val="ListBullet"/>
+        <w:spacing w:line="240" w:lineRule="auto"/>
+        <w:ind w:left="720"/>
+      </w:pPr>
+      <w:r>
+        <w:rPr>
+          <w:lang w:val="zh_TW" w:bidi="zh_TW"/>
+        </w:rPr>
+      </w:r>
+      <w:r>
+        <w:rPr>
+          <w:lang w:val="zh_TW" w:bidi="zh_TW"/>
+        </w:rPr>
+        <w:t>使徒行傳9:26</w:t>
+      </w:r>
+    </w:p>
+    <w:p>
+      <w:pPr>
+        <w:pStyle w:val="ListBullet"/>
+        <w:spacing w:line="240" w:lineRule="auto"/>
+        <w:ind w:left="720"/>
+      </w:pPr>
+      <w:r>
+        <w:rPr>
+          <w:lang w:val="zh_TW" w:bidi="zh_TW"/>
+        </w:rPr>
+      </w:r>
+      <w:r>
+        <w:rPr>
+          <w:lang w:val="zh_TW" w:bidi="zh_TW"/>
+        </w:rPr>
+        <w:t>使徒行傳13:10</w:t>
+      </w:r>
+    </w:p>
+    <w:p>
+      <w:pPr>
+        <w:pStyle w:val="ListBullet"/>
+        <w:spacing w:line="240" w:lineRule="auto"/>
+        <w:ind w:left="720"/>
+      </w:pPr>
+      <w:r>
+        <w:rPr>
+          <w:lang w:val="zh_TW" w:bidi="zh_TW"/>
+        </w:rPr>
+      </w:r>
+      <w:r>
+        <w:rPr>
+          <w:lang w:val="zh_TW" w:bidi="zh_TW"/>
+        </w:rPr>
+        <w:t>加拉太書1:1</w:t>
+      </w:r>
+    </w:p>
+    <w:p>
+      <w:pPr>
+        <w:pStyle w:val="ListBullet"/>
+        <w:spacing w:line="240" w:lineRule="auto"/>
+        <w:ind w:left="720"/>
+      </w:pPr>
+      <w:r>
+        <w:rPr>
+          <w:lang w:val="zh_TW" w:bidi="zh_TW"/>
+        </w:rPr>
+      </w:r>
+      <w:r>
+        <w:rPr>
+          <w:lang w:val="zh_TW" w:bidi="zh_TW"/>
+        </w:rPr>
+        <w:t>腓利門書1:8</w:t>
+      </w:r>
     </w:p>
     <w:p>
       <w:pPr>
@@ -1244,90 +1208,66 @@
           <w:lang w:val="zh_TW" w:bidi="zh_TW"/>
         </w:rPr>
       </w:r>
-      <w:hyperlink r:id="rId19">
-        <w:r>
-          <w:rPr>
-            <w:lang w:val="zh_TW" w:bidi="zh_TW"/>
-          </w:rPr>
-          <w:rPr>
-            <w:color w:val="0000EE"/>
-            <w:u w:val="single"/>
-          </w:rPr>
-          <w:t>哥林多後書5:4–5</w:t>
-        </w:r>
-      </w:hyperlink>
-    </w:p>
-    <w:p>
-      <w:pPr>
-        <w:pStyle w:val="ListBullet"/>
-        <w:spacing w:line="240" w:lineRule="auto"/>
-        <w:ind w:left="720"/>
-      </w:pPr>
-      <w:r>
-        <w:rPr>
-          <w:lang w:val="zh_TW" w:bidi="zh_TW"/>
-        </w:rPr>
-      </w:r>
-      <w:hyperlink r:id="rId20">
-        <w:r>
-          <w:rPr>
-            <w:lang w:val="zh_TW" w:bidi="zh_TW"/>
-          </w:rPr>
-          <w:rPr>
-            <w:color w:val="0000EE"/>
-            <w:u w:val="single"/>
-          </w:rPr>
-          <w:t>出埃及記22:26</w:t>
-        </w:r>
-      </w:hyperlink>
-    </w:p>
-    <w:p>
-      <w:pPr>
-        <w:pStyle w:val="ListBullet"/>
-        <w:spacing w:line="240" w:lineRule="auto"/>
-        <w:ind w:left="720"/>
-      </w:pPr>
-      <w:r>
-        <w:rPr>
-          <w:lang w:val="zh_TW" w:bidi="zh_TW"/>
-        </w:rPr>
-      </w:r>
-      <w:hyperlink r:id="rId21">
-        <w:r>
-          <w:rPr>
-            <w:lang w:val="zh_TW" w:bidi="zh_TW"/>
-          </w:rPr>
-          <w:rPr>
-            <w:color w:val="0000EE"/>
-            <w:u w:val="single"/>
-          </w:rPr>
-          <w:t>創世記38:17–18</w:t>
-        </w:r>
-      </w:hyperlink>
-    </w:p>
-    <w:p>
-      <w:pPr>
-        <w:pStyle w:val="ListBullet"/>
-        <w:spacing w:line="240" w:lineRule="auto"/>
-        <w:ind w:left="720"/>
-      </w:pPr>
-      <w:r>
-        <w:rPr>
-          <w:lang w:val="zh_TW" w:bidi="zh_TW"/>
-        </w:rPr>
-      </w:r>
-      <w:hyperlink r:id="rId22">
-        <w:r>
-          <w:rPr>
-            <w:lang w:val="zh_TW" w:bidi="zh_TW"/>
-          </w:rPr>
-          <w:rPr>
-            <w:color w:val="0000EE"/>
-            <w:u w:val="single"/>
-          </w:rPr>
-          <w:t>尼希米記10:28–29</w:t>
-        </w:r>
-      </w:hyperlink>
+      <w:r>
+        <w:rPr>
+          <w:lang w:val="zh_TW" w:bidi="zh_TW"/>
+        </w:rPr>
+        <w:t>哥林多後書5:4–5</w:t>
+      </w:r>
+    </w:p>
+    <w:p>
+      <w:pPr>
+        <w:pStyle w:val="ListBullet"/>
+        <w:spacing w:line="240" w:lineRule="auto"/>
+        <w:ind w:left="720"/>
+      </w:pPr>
+      <w:r>
+        <w:rPr>
+          <w:lang w:val="zh_TW" w:bidi="zh_TW"/>
+        </w:rPr>
+      </w:r>
+      <w:r>
+        <w:rPr>
+          <w:lang w:val="zh_TW" w:bidi="zh_TW"/>
+        </w:rPr>
+        <w:t>出埃及記22:26</w:t>
+      </w:r>
+    </w:p>
+    <w:p>
+      <w:pPr>
+        <w:pStyle w:val="ListBullet"/>
+        <w:spacing w:line="240" w:lineRule="auto"/>
+        <w:ind w:left="720"/>
+      </w:pPr>
+      <w:r>
+        <w:rPr>
+          <w:lang w:val="zh_TW" w:bidi="zh_TW"/>
+        </w:rPr>
+      </w:r>
+      <w:r>
+        <w:rPr>
+          <w:lang w:val="zh_TW" w:bidi="zh_TW"/>
+        </w:rPr>
+        <w:t>創世記38:17–18</w:t>
+      </w:r>
+    </w:p>
+    <w:p>
+      <w:pPr>
+        <w:pStyle w:val="ListBullet"/>
+        <w:spacing w:line="240" w:lineRule="auto"/>
+        <w:ind w:left="720"/>
+      </w:pPr>
+      <w:r>
+        <w:rPr>
+          <w:lang w:val="zh_TW" w:bidi="zh_TW"/>
+        </w:rPr>
+      </w:r>
+      <w:r>
+        <w:rPr>
+          <w:lang w:val="zh_TW" w:bidi="zh_TW"/>
+        </w:rPr>
+        <w:t>尼希米記10:28–29</w:t>
+      </w:r>
     </w:p>
     <w:p>
       <w:pPr>
@@ -1609,114 +1549,84 @@
           <w:lang w:val="zh_TW" w:bidi="zh_TW"/>
         </w:rPr>
       </w:r>
-      <w:hyperlink r:id="rId23">
-        <w:r>
-          <w:rPr>
-            <w:lang w:val="zh_TW" w:bidi="zh_TW"/>
-          </w:rPr>
-          <w:rPr>
-            <w:color w:val="0000EE"/>
-            <w:u w:val="single"/>
-          </w:rPr>
-          <w:t>哥林多後書10:4</w:t>
-        </w:r>
-      </w:hyperlink>
-    </w:p>
-    <w:p>
-      <w:pPr>
-        <w:pStyle w:val="ListBullet"/>
-        <w:spacing w:line="240" w:lineRule="auto"/>
-        <w:ind w:left="720"/>
-      </w:pPr>
-      <w:r>
-        <w:rPr>
-          <w:lang w:val="zh_TW" w:bidi="zh_TW"/>
-        </w:rPr>
-      </w:r>
-      <w:hyperlink r:id="rId24">
-        <w:r>
-          <w:rPr>
-            <w:lang w:val="zh_TW" w:bidi="zh_TW"/>
-          </w:rPr>
-          <w:rPr>
-            <w:color w:val="0000EE"/>
-            <w:u w:val="single"/>
-          </w:rPr>
-          <w:t>列王紀下8:10–12</w:t>
-        </w:r>
-      </w:hyperlink>
-    </w:p>
-    <w:p>
-      <w:pPr>
-        <w:pStyle w:val="ListBullet"/>
-        <w:spacing w:line="240" w:lineRule="auto"/>
-        <w:ind w:left="720"/>
-      </w:pPr>
-      <w:r>
-        <w:rPr>
-          <w:lang w:val="zh_TW" w:bidi="zh_TW"/>
-        </w:rPr>
-      </w:r>
-      <w:hyperlink r:id="rId25">
-        <w:r>
-          <w:rPr>
-            <w:lang w:val="zh_TW" w:bidi="zh_TW"/>
-          </w:rPr>
-          <w:rPr>
-            <w:color w:val="0000EE"/>
-            <w:u w:val="single"/>
-          </w:rPr>
-          <w:t>撒母耳記下5:8–10</w:t>
-        </w:r>
-      </w:hyperlink>
-    </w:p>
-    <w:p>
-      <w:pPr>
-        <w:pStyle w:val="ListBullet"/>
-        <w:spacing w:line="240" w:lineRule="auto"/>
-        <w:ind w:left="720"/>
-      </w:pPr>
-      <w:r>
-        <w:rPr>
-          <w:lang w:val="zh_TW" w:bidi="zh_TW"/>
-        </w:rPr>
-      </w:r>
-      <w:hyperlink r:id="rId26">
-        <w:r>
-          <w:rPr>
-            <w:lang w:val="zh_TW" w:bidi="zh_TW"/>
-          </w:rPr>
-          <w:rPr>
-            <w:color w:val="0000EE"/>
-            <w:u w:val="single"/>
-          </w:rPr>
-          <w:t>使徒行傳21:35</w:t>
-        </w:r>
-      </w:hyperlink>
-    </w:p>
-    <w:p>
-      <w:pPr>
-        <w:pStyle w:val="ListBullet"/>
-        <w:spacing w:line="240" w:lineRule="auto"/>
-        <w:ind w:left="720"/>
-      </w:pPr>
-      <w:r>
-        <w:rPr>
-          <w:lang w:val="zh_TW" w:bidi="zh_TW"/>
-        </w:rPr>
-      </w:r>
-      <w:hyperlink r:id="rId27">
-        <w:r>
-          <w:rPr>
-            <w:lang w:val="zh_TW" w:bidi="zh_TW"/>
-          </w:rPr>
-          <w:rPr>
-            <w:color w:val="0000EE"/>
-            <w:u w:val="single"/>
-          </w:rPr>
-          <w:t>哈巴谷書1:10–11</w:t>
-        </w:r>
-      </w:hyperlink>
+      <w:r>
+        <w:rPr>
+          <w:lang w:val="zh_TW" w:bidi="zh_TW"/>
+        </w:rPr>
+        <w:t>哥林多後書10:4</w:t>
+      </w:r>
+    </w:p>
+    <w:p>
+      <w:pPr>
+        <w:pStyle w:val="ListBullet"/>
+        <w:spacing w:line="240" w:lineRule="auto"/>
+        <w:ind w:left="720"/>
+      </w:pPr>
+      <w:r>
+        <w:rPr>
+          <w:lang w:val="zh_TW" w:bidi="zh_TW"/>
+        </w:rPr>
+      </w:r>
+      <w:r>
+        <w:rPr>
+          <w:lang w:val="zh_TW" w:bidi="zh_TW"/>
+        </w:rPr>
+        <w:t>列王紀下8:10–12</w:t>
+      </w:r>
+    </w:p>
+    <w:p>
+      <w:pPr>
+        <w:pStyle w:val="ListBullet"/>
+        <w:spacing w:line="240" w:lineRule="auto"/>
+        <w:ind w:left="720"/>
+      </w:pPr>
+      <w:r>
+        <w:rPr>
+          <w:lang w:val="zh_TW" w:bidi="zh_TW"/>
+        </w:rPr>
+      </w:r>
+      <w:r>
+        <w:rPr>
+          <w:lang w:val="zh_TW" w:bidi="zh_TW"/>
+        </w:rPr>
+        <w:t>撒母耳記下5:8–10</w:t>
+      </w:r>
+    </w:p>
+    <w:p>
+      <w:pPr>
+        <w:pStyle w:val="ListBullet"/>
+        <w:spacing w:line="240" w:lineRule="auto"/>
+        <w:ind w:left="720"/>
+      </w:pPr>
+      <w:r>
+        <w:rPr>
+          <w:lang w:val="zh_TW" w:bidi="zh_TW"/>
+        </w:rPr>
+      </w:r>
+      <w:r>
+        <w:rPr>
+          <w:lang w:val="zh_TW" w:bidi="zh_TW"/>
+        </w:rPr>
+        <w:t>使徒行傳21:35</w:t>
+      </w:r>
+    </w:p>
+    <w:p>
+      <w:pPr>
+        <w:pStyle w:val="ListBullet"/>
+        <w:spacing w:line="240" w:lineRule="auto"/>
+        <w:ind w:left="720"/>
+      </w:pPr>
+      <w:r>
+        <w:rPr>
+          <w:lang w:val="zh_TW" w:bidi="zh_TW"/>
+        </w:rPr>
+      </w:r>
+      <w:r>
+        <w:rPr>
+          <w:lang w:val="zh_TW" w:bidi="zh_TW"/>
+        </w:rPr>
+        <w:t>哈巴谷書1:10–11</w:t>
+      </w:r>
     </w:p>
     <w:p>
       <w:pPr>
@@ -1962,162 +1872,120 @@
           <w:lang w:val="zh_TW" w:bidi="zh_TW"/>
         </w:rPr>
       </w:r>
-      <w:hyperlink r:id="rId28">
-        <w:r>
-          <w:rPr>
-            <w:lang w:val="zh_TW" w:bidi="zh_TW"/>
-          </w:rPr>
-          <w:rPr>
-            <w:color w:val="0000EE"/>
-            <w:u w:val="single"/>
-          </w:rPr>
-          <w:t>歌羅西書1:15–17</w:t>
-        </w:r>
-      </w:hyperlink>
-    </w:p>
-    <w:p>
-      <w:pPr>
-        <w:pStyle w:val="ListBullet"/>
-        <w:spacing w:line="240" w:lineRule="auto"/>
-        <w:ind w:left="720"/>
-      </w:pPr>
-      <w:r>
-        <w:rPr>
-          <w:lang w:val="zh_TW" w:bidi="zh_TW"/>
-        </w:rPr>
-      </w:r>
-      <w:hyperlink r:id="rId29">
-        <w:r>
-          <w:rPr>
-            <w:lang w:val="zh_TW" w:bidi="zh_TW"/>
-          </w:rPr>
-          <w:rPr>
-            <w:color w:val="0000EE"/>
-            <w:u w:val="single"/>
-          </w:rPr>
-          <w:t>創世記41:40</w:t>
-        </w:r>
-      </w:hyperlink>
-    </w:p>
-    <w:p>
-      <w:pPr>
-        <w:pStyle w:val="ListBullet"/>
-        <w:spacing w:line="240" w:lineRule="auto"/>
-        <w:ind w:left="720"/>
-      </w:pPr>
-      <w:r>
-        <w:rPr>
-          <w:lang w:val="zh_TW" w:bidi="zh_TW"/>
-        </w:rPr>
-      </w:r>
-      <w:hyperlink r:id="rId30">
-        <w:r>
-          <w:rPr>
-            <w:lang w:val="zh_TW" w:bidi="zh_TW"/>
-          </w:rPr>
-          <w:rPr>
-            <w:color w:val="0000EE"/>
-            <w:u w:val="single"/>
-          </w:rPr>
-          <w:t>路加福音1:32</w:t>
-        </w:r>
-      </w:hyperlink>
-    </w:p>
-    <w:p>
-      <w:pPr>
-        <w:pStyle w:val="ListBullet"/>
-        <w:spacing w:line="240" w:lineRule="auto"/>
-        <w:ind w:left="720"/>
-      </w:pPr>
-      <w:r>
-        <w:rPr>
-          <w:lang w:val="zh_TW" w:bidi="zh_TW"/>
-        </w:rPr>
-      </w:r>
-      <w:hyperlink r:id="rId31">
-        <w:r>
-          <w:rPr>
-            <w:lang w:val="zh_TW" w:bidi="zh_TW"/>
-          </w:rPr>
-          <w:rPr>
-            <w:color w:val="0000EE"/>
-            <w:u w:val="single"/>
-          </w:rPr>
-          <w:t>路加福音22:30</w:t>
-        </w:r>
-      </w:hyperlink>
-    </w:p>
-    <w:p>
-      <w:pPr>
-        <w:pStyle w:val="ListBullet"/>
-        <w:spacing w:line="240" w:lineRule="auto"/>
-        <w:ind w:left="720"/>
-      </w:pPr>
-      <w:r>
-        <w:rPr>
-          <w:lang w:val="zh_TW" w:bidi="zh_TW"/>
-        </w:rPr>
-      </w:r>
-      <w:hyperlink r:id="rId32">
-        <w:r>
-          <w:rPr>
-            <w:lang w:val="zh_TW" w:bidi="zh_TW"/>
-          </w:rPr>
-          <w:rPr>
-            <w:color w:val="0000EE"/>
-            <w:u w:val="single"/>
-          </w:rPr>
-          <w:t>馬太福音5:34</w:t>
-        </w:r>
-      </w:hyperlink>
-    </w:p>
-    <w:p>
-      <w:pPr>
-        <w:pStyle w:val="ListBullet"/>
-        <w:spacing w:line="240" w:lineRule="auto"/>
-        <w:ind w:left="720"/>
-      </w:pPr>
-      <w:r>
-        <w:rPr>
-          <w:lang w:val="zh_TW" w:bidi="zh_TW"/>
-        </w:rPr>
-      </w:r>
-      <w:hyperlink r:id="rId33">
-        <w:r>
-          <w:rPr>
-            <w:lang w:val="zh_TW" w:bidi="zh_TW"/>
-          </w:rPr>
-          <w:rPr>
-            <w:color w:val="0000EE"/>
-            <w:u w:val="single"/>
-          </w:rPr>
-          <w:t>馬太福音19:28</w:t>
-        </w:r>
-      </w:hyperlink>
-    </w:p>
-    <w:p>
-      <w:pPr>
-        <w:pStyle w:val="ListBullet"/>
-        <w:spacing w:line="240" w:lineRule="auto"/>
-        <w:ind w:left="720"/>
-      </w:pPr>
-      <w:r>
-        <w:rPr>
-          <w:lang w:val="zh_TW" w:bidi="zh_TW"/>
-        </w:rPr>
-      </w:r>
-      <w:hyperlink r:id="rId34">
-        <w:r>
-          <w:rPr>
-            <w:lang w:val="zh_TW" w:bidi="zh_TW"/>
-          </w:rPr>
-          <w:rPr>
-            <w:color w:val="0000EE"/>
-            <w:u w:val="single"/>
-          </w:rPr>
-          <w:t>啟示錄1:4–6</w:t>
-        </w:r>
-      </w:hyperlink>
+      <w:r>
+        <w:rPr>
+          <w:lang w:val="zh_TW" w:bidi="zh_TW"/>
+        </w:rPr>
+        <w:t>歌羅西書1:15–17</w:t>
+      </w:r>
+    </w:p>
+    <w:p>
+      <w:pPr>
+        <w:pStyle w:val="ListBullet"/>
+        <w:spacing w:line="240" w:lineRule="auto"/>
+        <w:ind w:left="720"/>
+      </w:pPr>
+      <w:r>
+        <w:rPr>
+          <w:lang w:val="zh_TW" w:bidi="zh_TW"/>
+        </w:rPr>
+      </w:r>
+      <w:r>
+        <w:rPr>
+          <w:lang w:val="zh_TW" w:bidi="zh_TW"/>
+        </w:rPr>
+        <w:t>創世記41:40</w:t>
+      </w:r>
+    </w:p>
+    <w:p>
+      <w:pPr>
+        <w:pStyle w:val="ListBullet"/>
+        <w:spacing w:line="240" w:lineRule="auto"/>
+        <w:ind w:left="720"/>
+      </w:pPr>
+      <w:r>
+        <w:rPr>
+          <w:lang w:val="zh_TW" w:bidi="zh_TW"/>
+        </w:rPr>
+      </w:r>
+      <w:r>
+        <w:rPr>
+          <w:lang w:val="zh_TW" w:bidi="zh_TW"/>
+        </w:rPr>
+        <w:t>路加福音1:32</w:t>
+      </w:r>
+    </w:p>
+    <w:p>
+      <w:pPr>
+        <w:pStyle w:val="ListBullet"/>
+        <w:spacing w:line="240" w:lineRule="auto"/>
+        <w:ind w:left="720"/>
+      </w:pPr>
+      <w:r>
+        <w:rPr>
+          <w:lang w:val="zh_TW" w:bidi="zh_TW"/>
+        </w:rPr>
+      </w:r>
+      <w:r>
+        <w:rPr>
+          <w:lang w:val="zh_TW" w:bidi="zh_TW"/>
+        </w:rPr>
+        <w:t>路加福音22:30</w:t>
+      </w:r>
+    </w:p>
+    <w:p>
+      <w:pPr>
+        <w:pStyle w:val="ListBullet"/>
+        <w:spacing w:line="240" w:lineRule="auto"/>
+        <w:ind w:left="720"/>
+      </w:pPr>
+      <w:r>
+        <w:rPr>
+          <w:lang w:val="zh_TW" w:bidi="zh_TW"/>
+        </w:rPr>
+      </w:r>
+      <w:r>
+        <w:rPr>
+          <w:lang w:val="zh_TW" w:bidi="zh_TW"/>
+        </w:rPr>
+        <w:t>馬太福音5:34</w:t>
+      </w:r>
+    </w:p>
+    <w:p>
+      <w:pPr>
+        <w:pStyle w:val="ListBullet"/>
+        <w:spacing w:line="240" w:lineRule="auto"/>
+        <w:ind w:left="720"/>
+      </w:pPr>
+      <w:r>
+        <w:rPr>
+          <w:lang w:val="zh_TW" w:bidi="zh_TW"/>
+        </w:rPr>
+      </w:r>
+      <w:r>
+        <w:rPr>
+          <w:lang w:val="zh_TW" w:bidi="zh_TW"/>
+        </w:rPr>
+        <w:t>馬太福音19:28</w:t>
+      </w:r>
+    </w:p>
+    <w:p>
+      <w:pPr>
+        <w:pStyle w:val="ListBullet"/>
+        <w:spacing w:line="240" w:lineRule="auto"/>
+        <w:ind w:left="720"/>
+      </w:pPr>
+      <w:r>
+        <w:rPr>
+          <w:lang w:val="zh_TW" w:bidi="zh_TW"/>
+        </w:rPr>
+      </w:r>
+      <w:r>
+        <w:rPr>
+          <w:lang w:val="zh_TW" w:bidi="zh_TW"/>
+        </w:rPr>
+        <w:t>啟示錄1:4–6</w:t>
+      </w:r>
     </w:p>
     <w:p>
       <w:pPr>
@@ -2373,90 +2241,66 @@
           <w:lang w:val="zh_TW" w:bidi="zh_TW"/>
         </w:rPr>
       </w:r>
-      <w:hyperlink r:id="rId35">
-        <w:r>
-          <w:rPr>
-            <w:lang w:val="zh_TW" w:bidi="zh_TW"/>
-          </w:rPr>
-          <w:rPr>
-            <w:color w:val="0000EE"/>
-            <w:u w:val="single"/>
-          </w:rPr>
-          <w:t>但以理書7:6</w:t>
-        </w:r>
-      </w:hyperlink>
-    </w:p>
-    <w:p>
-      <w:pPr>
-        <w:pStyle w:val="ListBullet"/>
-        <w:spacing w:line="240" w:lineRule="auto"/>
-        <w:ind w:left="720"/>
-      </w:pPr>
-      <w:r>
-        <w:rPr>
-          <w:lang w:val="zh_TW" w:bidi="zh_TW"/>
-        </w:rPr>
-      </w:r>
-      <w:hyperlink r:id="rId36">
-        <w:r>
-          <w:rPr>
-            <w:lang w:val="zh_TW" w:bidi="zh_TW"/>
-          </w:rPr>
-          <w:rPr>
-            <w:color w:val="0000EE"/>
-            <w:u w:val="single"/>
-          </w:rPr>
-          <w:t>何西阿書13:7</w:t>
-        </w:r>
-      </w:hyperlink>
-    </w:p>
-    <w:p>
-      <w:pPr>
-        <w:pStyle w:val="ListBullet"/>
-        <w:spacing w:line="240" w:lineRule="auto"/>
-        <w:ind w:left="720"/>
-      </w:pPr>
-      <w:r>
-        <w:rPr>
-          <w:lang w:val="zh_TW" w:bidi="zh_TW"/>
-        </w:rPr>
-      </w:r>
-      <w:hyperlink r:id="rId37">
-        <w:r>
-          <w:rPr>
-            <w:lang w:val="zh_TW" w:bidi="zh_TW"/>
-          </w:rPr>
-          <w:rPr>
-            <w:color w:val="0000EE"/>
-            <w:u w:val="single"/>
-          </w:rPr>
-          <w:t>啟示錄13:1–2</w:t>
-        </w:r>
-      </w:hyperlink>
-    </w:p>
-    <w:p>
-      <w:pPr>
-        <w:pStyle w:val="ListBullet"/>
-        <w:spacing w:line="240" w:lineRule="auto"/>
-        <w:ind w:left="720"/>
-      </w:pPr>
-      <w:r>
-        <w:rPr>
-          <w:lang w:val="zh_TW" w:bidi="zh_TW"/>
-        </w:rPr>
-      </w:r>
-      <w:hyperlink r:id="rId38">
-        <w:r>
-          <w:rPr>
-            <w:lang w:val="zh_TW" w:bidi="zh_TW"/>
-          </w:rPr>
-          <w:rPr>
-            <w:color w:val="0000EE"/>
-            <w:u w:val="single"/>
-          </w:rPr>
-          <w:t>雅歌4:8</w:t>
-        </w:r>
-      </w:hyperlink>
+      <w:r>
+        <w:rPr>
+          <w:lang w:val="zh_TW" w:bidi="zh_TW"/>
+        </w:rPr>
+        <w:t>但以理書7:6</w:t>
+      </w:r>
+    </w:p>
+    <w:p>
+      <w:pPr>
+        <w:pStyle w:val="ListBullet"/>
+        <w:spacing w:line="240" w:lineRule="auto"/>
+        <w:ind w:left="720"/>
+      </w:pPr>
+      <w:r>
+        <w:rPr>
+          <w:lang w:val="zh_TW" w:bidi="zh_TW"/>
+        </w:rPr>
+      </w:r>
+      <w:r>
+        <w:rPr>
+          <w:lang w:val="zh_TW" w:bidi="zh_TW"/>
+        </w:rPr>
+        <w:t>何西阿書13:7</w:t>
+      </w:r>
+    </w:p>
+    <w:p>
+      <w:pPr>
+        <w:pStyle w:val="ListBullet"/>
+        <w:spacing w:line="240" w:lineRule="auto"/>
+        <w:ind w:left="720"/>
+      </w:pPr>
+      <w:r>
+        <w:rPr>
+          <w:lang w:val="zh_TW" w:bidi="zh_TW"/>
+        </w:rPr>
+      </w:r>
+      <w:r>
+        <w:rPr>
+          <w:lang w:val="zh_TW" w:bidi="zh_TW"/>
+        </w:rPr>
+        <w:t>啟示錄13:1–2</w:t>
+      </w:r>
+    </w:p>
+    <w:p>
+      <w:pPr>
+        <w:pStyle w:val="ListBullet"/>
+        <w:spacing w:line="240" w:lineRule="auto"/>
+        <w:ind w:left="720"/>
+      </w:pPr>
+      <w:r>
+        <w:rPr>
+          <w:lang w:val="zh_TW" w:bidi="zh_TW"/>
+        </w:rPr>
+      </w:r>
+      <w:r>
+        <w:rPr>
+          <w:lang w:val="zh_TW" w:bidi="zh_TW"/>
+        </w:rPr>
+        <w:t>雅歌4:8</w:t>
+      </w:r>
     </w:p>
     <w:p>
       <w:pPr>
@@ -2773,138 +2617,102 @@
           <w:lang w:val="zh_TW" w:bidi="zh_TW"/>
         </w:rPr>
       </w:r>
-      <w:hyperlink r:id="rId39">
-        <w:r>
-          <w:rPr>
-            <w:lang w:val="zh_TW" w:bidi="zh_TW"/>
-          </w:rPr>
-          <w:rPr>
-            <w:color w:val="0000EE"/>
-            <w:u w:val="single"/>
-          </w:rPr>
-          <w:t>撒母耳記上24:12–13</w:t>
-        </w:r>
-      </w:hyperlink>
-    </w:p>
-    <w:p>
-      <w:pPr>
-        <w:pStyle w:val="ListBullet"/>
-        <w:spacing w:line="240" w:lineRule="auto"/>
-        <w:ind w:left="720"/>
-      </w:pPr>
-      <w:r>
-        <w:rPr>
-          <w:lang w:val="zh_TW" w:bidi="zh_TW"/>
-        </w:rPr>
-      </w:r>
-      <w:hyperlink r:id="rId40">
-        <w:r>
-          <w:rPr>
-            <w:lang w:val="zh_TW" w:bidi="zh_TW"/>
-          </w:rPr>
-          <w:rPr>
-            <w:color w:val="0000EE"/>
-            <w:u w:val="single"/>
-          </w:rPr>
-          <w:t>以西結書25:15</w:t>
-        </w:r>
-      </w:hyperlink>
-    </w:p>
-    <w:p>
-      <w:pPr>
-        <w:pStyle w:val="ListBullet"/>
-        <w:spacing w:line="240" w:lineRule="auto"/>
-        <w:ind w:left="720"/>
-      </w:pPr>
-      <w:r>
-        <w:rPr>
-          <w:lang w:val="zh_TW" w:bidi="zh_TW"/>
-        </w:rPr>
-      </w:r>
-      <w:hyperlink r:id="rId41">
-        <w:r>
-          <w:rPr>
-            <w:lang w:val="zh_TW" w:bidi="zh_TW"/>
-          </w:rPr>
-          <w:rPr>
-            <w:color w:val="0000EE"/>
-            <w:u w:val="single"/>
-          </w:rPr>
-          <w:t>以賽亞書47:3–5</w:t>
-        </w:r>
-      </w:hyperlink>
-    </w:p>
-    <w:p>
-      <w:pPr>
-        <w:pStyle w:val="ListBullet"/>
-        <w:spacing w:line="240" w:lineRule="auto"/>
-        <w:ind w:left="720"/>
-      </w:pPr>
-      <w:r>
-        <w:rPr>
-          <w:lang w:val="zh_TW" w:bidi="zh_TW"/>
-        </w:rPr>
-      </w:r>
-      <w:hyperlink r:id="rId42">
-        <w:r>
-          <w:rPr>
-            <w:lang w:val="zh_TW" w:bidi="zh_TW"/>
-          </w:rPr>
-          <w:rPr>
-            <w:color w:val="0000EE"/>
-            <w:u w:val="single"/>
-          </w:rPr>
-          <w:t>利未記19:17–18</w:t>
-        </w:r>
-      </w:hyperlink>
-    </w:p>
-    <w:p>
-      <w:pPr>
-        <w:pStyle w:val="ListBullet"/>
-        <w:spacing w:line="240" w:lineRule="auto"/>
-        <w:ind w:left="720"/>
-      </w:pPr>
-      <w:r>
-        <w:rPr>
-          <w:lang w:val="zh_TW" w:bidi="zh_TW"/>
-        </w:rPr>
-      </w:r>
-      <w:hyperlink r:id="rId43">
-        <w:r>
-          <w:rPr>
-            <w:lang w:val="zh_TW" w:bidi="zh_TW"/>
-          </w:rPr>
-          <w:rPr>
-            <w:color w:val="0000EE"/>
-            <w:u w:val="single"/>
-          </w:rPr>
-          <w:t>詩篇18:47</w:t>
-        </w:r>
-      </w:hyperlink>
-    </w:p>
-    <w:p>
-      <w:pPr>
-        <w:pStyle w:val="ListBullet"/>
-        <w:spacing w:line="240" w:lineRule="auto"/>
-        <w:ind w:left="720"/>
-      </w:pPr>
-      <w:r>
-        <w:rPr>
-          <w:lang w:val="zh_TW" w:bidi="zh_TW"/>
-        </w:rPr>
-      </w:r>
-      <w:hyperlink r:id="rId44">
-        <w:r>
-          <w:rPr>
-            <w:lang w:val="zh_TW" w:bidi="zh_TW"/>
-          </w:rPr>
-          <w:rPr>
-            <w:color w:val="0000EE"/>
-            <w:u w:val="single"/>
-          </w:rPr>
-          <w:t>羅馬書12:19</w:t>
-        </w:r>
-      </w:hyperlink>
+      <w:r>
+        <w:rPr>
+          <w:lang w:val="zh_TW" w:bidi="zh_TW"/>
+        </w:rPr>
+        <w:t>撒母耳記上24:12–13</w:t>
+      </w:r>
+    </w:p>
+    <w:p>
+      <w:pPr>
+        <w:pStyle w:val="ListBullet"/>
+        <w:spacing w:line="240" w:lineRule="auto"/>
+        <w:ind w:left="720"/>
+      </w:pPr>
+      <w:r>
+        <w:rPr>
+          <w:lang w:val="zh_TW" w:bidi="zh_TW"/>
+        </w:rPr>
+      </w:r>
+      <w:r>
+        <w:rPr>
+          <w:lang w:val="zh_TW" w:bidi="zh_TW"/>
+        </w:rPr>
+        <w:t>以西結書25:15</w:t>
+      </w:r>
+    </w:p>
+    <w:p>
+      <w:pPr>
+        <w:pStyle w:val="ListBullet"/>
+        <w:spacing w:line="240" w:lineRule="auto"/>
+        <w:ind w:left="720"/>
+      </w:pPr>
+      <w:r>
+        <w:rPr>
+          <w:lang w:val="zh_TW" w:bidi="zh_TW"/>
+        </w:rPr>
+      </w:r>
+      <w:r>
+        <w:rPr>
+          <w:lang w:val="zh_TW" w:bidi="zh_TW"/>
+        </w:rPr>
+        <w:t>以賽亞書47:3–5</w:t>
+      </w:r>
+    </w:p>
+    <w:p>
+      <w:pPr>
+        <w:pStyle w:val="ListBullet"/>
+        <w:spacing w:line="240" w:lineRule="auto"/>
+        <w:ind w:left="720"/>
+      </w:pPr>
+      <w:r>
+        <w:rPr>
+          <w:lang w:val="zh_TW" w:bidi="zh_TW"/>
+        </w:rPr>
+      </w:r>
+      <w:r>
+        <w:rPr>
+          <w:lang w:val="zh_TW" w:bidi="zh_TW"/>
+        </w:rPr>
+        <w:t>利未記19:17–18</w:t>
+      </w:r>
+    </w:p>
+    <w:p>
+      <w:pPr>
+        <w:pStyle w:val="ListBullet"/>
+        <w:spacing w:line="240" w:lineRule="auto"/>
+        <w:ind w:left="720"/>
+      </w:pPr>
+      <w:r>
+        <w:rPr>
+          <w:lang w:val="zh_TW" w:bidi="zh_TW"/>
+        </w:rPr>
+      </w:r>
+      <w:r>
+        <w:rPr>
+          <w:lang w:val="zh_TW" w:bidi="zh_TW"/>
+        </w:rPr>
+        <w:t>詩篇18:47</w:t>
+      </w:r>
+    </w:p>
+    <w:p>
+      <w:pPr>
+        <w:pStyle w:val="ListBullet"/>
+        <w:spacing w:line="240" w:lineRule="auto"/>
+        <w:ind w:left="720"/>
+      </w:pPr>
+      <w:r>
+        <w:rPr>
+          <w:lang w:val="zh_TW" w:bidi="zh_TW"/>
+        </w:rPr>
+      </w:r>
+      <w:r>
+        <w:rPr>
+          <w:lang w:val="zh_TW" w:bidi="zh_TW"/>
+        </w:rPr>
+        <w:t>羅馬書12:19</w:t>
+      </w:r>
     </w:p>
     <w:p>
       <w:pPr>
@@ -3070,114 +2878,84 @@
           <w:lang w:val="zh_TW" w:bidi="zh_TW"/>
         </w:rPr>
       </w:r>
-      <w:hyperlink r:id="rId45">
-        <w:r>
-          <w:rPr>
-            <w:lang w:val="zh_TW" w:bidi="zh_TW"/>
-          </w:rPr>
-          <w:rPr>
-            <w:color w:val="0000EE"/>
-            <w:u w:val="single"/>
-          </w:rPr>
-          <w:t>使徒行傳5:22–23</w:t>
-        </w:r>
-      </w:hyperlink>
-    </w:p>
-    <w:p>
-      <w:pPr>
-        <w:pStyle w:val="ListBullet"/>
-        <w:spacing w:line="240" w:lineRule="auto"/>
-        <w:ind w:left="720"/>
-      </w:pPr>
-      <w:r>
-        <w:rPr>
-          <w:lang w:val="zh_TW" w:bidi="zh_TW"/>
-        </w:rPr>
-      </w:r>
-      <w:hyperlink r:id="rId46">
-        <w:r>
-          <w:rPr>
-            <w:lang w:val="zh_TW" w:bidi="zh_TW"/>
-          </w:rPr>
-          <w:rPr>
-            <w:color w:val="0000EE"/>
-            <w:u w:val="single"/>
-          </w:rPr>
-          <w:t>約翰福音12:38</w:t>
-        </w:r>
-      </w:hyperlink>
-    </w:p>
-    <w:p>
-      <w:pPr>
-        <w:pStyle w:val="ListBullet"/>
-        <w:spacing w:line="240" w:lineRule="auto"/>
-        <w:ind w:left="720"/>
-      </w:pPr>
-      <w:r>
-        <w:rPr>
-          <w:lang w:val="zh_TW" w:bidi="zh_TW"/>
-        </w:rPr>
-      </w:r>
-      <w:hyperlink r:id="rId47">
-        <w:r>
-          <w:rPr>
-            <w:lang w:val="zh_TW" w:bidi="zh_TW"/>
-          </w:rPr>
-          <w:rPr>
-            <w:color w:val="0000EE"/>
-            <w:u w:val="single"/>
-          </w:rPr>
-          <w:t>路加福音5:15</w:t>
-        </w:r>
-      </w:hyperlink>
-    </w:p>
-    <w:p>
-      <w:pPr>
-        <w:pStyle w:val="ListBullet"/>
-        <w:spacing w:line="240" w:lineRule="auto"/>
-        <w:ind w:left="720"/>
-      </w:pPr>
-      <w:r>
-        <w:rPr>
-          <w:lang w:val="zh_TW" w:bidi="zh_TW"/>
-        </w:rPr>
-      </w:r>
-      <w:hyperlink r:id="rId48">
-        <w:r>
-          <w:rPr>
-            <w:lang w:val="zh_TW" w:bidi="zh_TW"/>
-          </w:rPr>
-          <w:rPr>
-            <w:color w:val="0000EE"/>
-            <w:u w:val="single"/>
-          </w:rPr>
-          <w:t>路加福音8:34–35</w:t>
-        </w:r>
-      </w:hyperlink>
-    </w:p>
-    <w:p>
-      <w:pPr>
-        <w:pStyle w:val="ListBullet"/>
-        <w:spacing w:line="240" w:lineRule="auto"/>
-        <w:ind w:left="720"/>
-      </w:pPr>
-      <w:r>
-        <w:rPr>
-          <w:lang w:val="zh_TW" w:bidi="zh_TW"/>
-        </w:rPr>
-      </w:r>
-      <w:hyperlink r:id="rId49">
-        <w:r>
-          <w:rPr>
-            <w:lang w:val="zh_TW" w:bidi="zh_TW"/>
-          </w:rPr>
-          <w:rPr>
-            <w:color w:val="0000EE"/>
-            <w:u w:val="single"/>
-          </w:rPr>
-          <w:t>馬太福音28:15</w:t>
-        </w:r>
-      </w:hyperlink>
+      <w:r>
+        <w:rPr>
+          <w:lang w:val="zh_TW" w:bidi="zh_TW"/>
+        </w:rPr>
+        <w:t>使徒行傳5:22–23</w:t>
+      </w:r>
+    </w:p>
+    <w:p>
+      <w:pPr>
+        <w:pStyle w:val="ListBullet"/>
+        <w:spacing w:line="240" w:lineRule="auto"/>
+        <w:ind w:left="720"/>
+      </w:pPr>
+      <w:r>
+        <w:rPr>
+          <w:lang w:val="zh_TW" w:bidi="zh_TW"/>
+        </w:rPr>
+      </w:r>
+      <w:r>
+        <w:rPr>
+          <w:lang w:val="zh_TW" w:bidi="zh_TW"/>
+        </w:rPr>
+        <w:t>約翰福音12:38</w:t>
+      </w:r>
+    </w:p>
+    <w:p>
+      <w:pPr>
+        <w:pStyle w:val="ListBullet"/>
+        <w:spacing w:line="240" w:lineRule="auto"/>
+        <w:ind w:left="720"/>
+      </w:pPr>
+      <w:r>
+        <w:rPr>
+          <w:lang w:val="zh_TW" w:bidi="zh_TW"/>
+        </w:rPr>
+      </w:r>
+      <w:r>
+        <w:rPr>
+          <w:lang w:val="zh_TW" w:bidi="zh_TW"/>
+        </w:rPr>
+        <w:t>路加福音5:15</w:t>
+      </w:r>
+    </w:p>
+    <w:p>
+      <w:pPr>
+        <w:pStyle w:val="ListBullet"/>
+        <w:spacing w:line="240" w:lineRule="auto"/>
+        <w:ind w:left="720"/>
+      </w:pPr>
+      <w:r>
+        <w:rPr>
+          <w:lang w:val="zh_TW" w:bidi="zh_TW"/>
+        </w:rPr>
+      </w:r>
+      <w:r>
+        <w:rPr>
+          <w:lang w:val="zh_TW" w:bidi="zh_TW"/>
+        </w:rPr>
+        <w:t>路加福音8:34–35</w:t>
+      </w:r>
+    </w:p>
+    <w:p>
+      <w:pPr>
+        <w:pStyle w:val="ListBullet"/>
+        <w:spacing w:line="240" w:lineRule="auto"/>
+        <w:ind w:left="720"/>
+      </w:pPr>
+      <w:r>
+        <w:rPr>
+          <w:lang w:val="zh_TW" w:bidi="zh_TW"/>
+        </w:rPr>
+      </w:r>
+      <w:r>
+        <w:rPr>
+          <w:lang w:val="zh_TW" w:bidi="zh_TW"/>
+        </w:rPr>
+        <w:t>馬太福音28:15</w:t>
+      </w:r>
     </w:p>
     <w:p>
       <w:pPr>

--- a/zht/docx/007.content.docx
+++ b/zht/docx/007.content.docx
@@ -1171,13 +1171,342 @@
         <w:rPr>
           <w:lang w:val="zh_TW" w:bidi="zh_TW"/>
         </w:rPr>
+        <w:t>、誓約）</w:t>
+      </w:r>
+    </w:p>
+    <w:p>
+      <w:pPr>
+        <w:pStyle w:val="Heading3"/>
+      </w:pPr>
+      <w:r>
+        <w:rPr>
+          <w:lang w:val="zh_TW" w:bidi="zh_TW"/>
+        </w:rPr>
+        <w:t>參考經文：</w:t>
+      </w:r>
+    </w:p>
+    <w:p>
+      <w:pPr>
+        <w:pStyle w:val="ListBullet"/>
+        <w:spacing w:line="240" w:lineRule="auto"/>
+        <w:ind w:left="720"/>
+      </w:pPr>
+      <w:r>
+        <w:rPr>
+          <w:lang w:val="zh_TW" w:bidi="zh_TW"/>
+        </w:rPr>
+      </w:r>
+      <w:r>
+        <w:rPr>
+          <w:lang w:val="zh_TW" w:bidi="zh_TW"/>
+        </w:rPr>
+        <w:t>哥林多後書5:4–5</w:t>
+      </w:r>
+    </w:p>
+    <w:p>
+      <w:pPr>
+        <w:pStyle w:val="ListBullet"/>
+        <w:spacing w:line="240" w:lineRule="auto"/>
+        <w:ind w:left="720"/>
+      </w:pPr>
+      <w:r>
+        <w:rPr>
+          <w:lang w:val="zh_TW" w:bidi="zh_TW"/>
+        </w:rPr>
+      </w:r>
+      <w:r>
+        <w:rPr>
+          <w:lang w:val="zh_TW" w:bidi="zh_TW"/>
+        </w:rPr>
+        <w:t>出埃及記22:26</w:t>
+      </w:r>
+    </w:p>
+    <w:p>
+      <w:pPr>
+        <w:pStyle w:val="ListBullet"/>
+        <w:spacing w:line="240" w:lineRule="auto"/>
+        <w:ind w:left="720"/>
+      </w:pPr>
+      <w:r>
+        <w:rPr>
+          <w:lang w:val="zh_TW" w:bidi="zh_TW"/>
+        </w:rPr>
+      </w:r>
+      <w:r>
+        <w:rPr>
+          <w:lang w:val="zh_TW" w:bidi="zh_TW"/>
+        </w:rPr>
+        <w:t>創世記38:17–18</w:t>
+      </w:r>
+    </w:p>
+    <w:p>
+      <w:pPr>
+        <w:pStyle w:val="ListBullet"/>
+        <w:spacing w:line="240" w:lineRule="auto"/>
+        <w:ind w:left="720"/>
+      </w:pPr>
+      <w:r>
+        <w:rPr>
+          <w:lang w:val="zh_TW" w:bidi="zh_TW"/>
+        </w:rPr>
+      </w:r>
+      <w:r>
+        <w:rPr>
+          <w:lang w:val="zh_TW" w:bidi="zh_TW"/>
+        </w:rPr>
+        <w:t>尼希米記10:28–29</w:t>
+      </w:r>
+    </w:p>
+    <w:p>
+      <w:pPr>
+        <w:pStyle w:val="Heading3"/>
+      </w:pPr>
+      <w:r>
+        <w:rPr>
+          <w:lang w:val="zh_TW" w:bidi="zh_TW"/>
+        </w:rPr>
+        <w:t>原文參照：</w:t>
+      </w:r>
+    </w:p>
+    <w:p>
+      <w:pPr>
+        <w:pStyle w:val="ListBullet"/>
+        <w:spacing w:line="240" w:lineRule="auto"/>
+        <w:ind w:left="720"/>
+      </w:pPr>
+      <w:r>
+        <w:rPr>
+          <w:lang w:val="zh_TW" w:bidi="zh_TW"/>
+        </w:rPr>
+      </w:r>
+      <w:r>
+        <w:rPr>
+          <w:lang w:val="zh_TW" w:bidi="zh_TW"/>
+        </w:rPr>
+        <w:t>史特朗號：H0781，H2254，H2258，H5667，H5671，H6148，H6161，H6162</w:t>
+      </w:r>
+      <w:r>
+        <w:rPr>
+          <w:lang w:val="zh_TW" w:bidi="zh_TW"/>
+        </w:rPr>
+      </w:r>
+      <w:r>
+        <w:rPr>
+          <w:lang w:val="zh_TW" w:bidi="zh_TW"/>
+        </w:rPr>
+      </w:r>
+    </w:p>
+    <w:p>
+      <w:pPr/>
+      <w:r>
+        <w:rPr>
+          <w:lang w:val="zh_TW" w:bidi="zh_TW"/>
+        </w:rPr>
+      </w:r>
+    </w:p>
+    <w:p>
+      <w:pPr>
+        <w:pStyle w:val="Heading2"/>
+      </w:pPr>
+      <w:r>
+        <w:rPr>
+          <w:lang w:val="zh_TW" w:bidi="zh_TW"/>
+        </w:rPr>
+        <w:t>堡壘</w:t>
+      </w:r>
+      <w:r>
+        <w:rPr>
+          <w:lang w:val="zh_TW" w:bidi="zh_TW"/>
+        </w:rPr>
+      </w:r>
+    </w:p>
+    <w:p>
+      <w:pPr>
+        <w:pStyle w:val="Heading3"/>
+      </w:pPr>
+      <w:r>
+        <w:rPr>
+          <w:lang w:val="zh_TW" w:bidi="zh_TW"/>
+        </w:rPr>
+        <w:t>定義：</w:t>
+      </w:r>
+    </w:p>
+    <w:p>
+      <w:pPr/>
+      <w:r>
+        <w:rPr>
+          <w:lang w:val="zh_TW" w:bidi="zh_TW"/>
+        </w:rPr>
+      </w:r>
+      <w:r>
+        <w:rPr>
+          <w:lang w:val="zh_TW" w:bidi="zh_TW"/>
+        </w:rPr>
+        <w:t>「堡壘」和「要塞」這兩個詞都指的是防禦敵軍攻擊的安全場所。「城堡」是指城市內的一座要塞。「設防」描述的是一個城市或其它地方已被加固以防止攻擊。</w:t>
+      </w:r>
+    </w:p>
+    <w:p>
+      <w:pPr>
+        <w:pStyle w:val="ListBullet"/>
+        <w:spacing w:line="240" w:lineRule="auto"/>
+        <w:ind w:left="720"/>
+      </w:pPr>
+      <w:r>
+        <w:rPr>
+          <w:lang w:val="zh_TW" w:bidi="zh_TW"/>
+        </w:rPr>
+      </w:r>
+      <w:r>
+        <w:rPr>
+          <w:lang w:val="zh_TW" w:bidi="zh_TW"/>
+        </w:rPr>
+        <w:t>通常，堡壘和要塞是具有防禦牆的人造建築。它們也可能是具有天然保護屏障的地方，例如岩石峭壁或高山。</w:t>
+      </w:r>
+    </w:p>
+    <w:p>
+      <w:pPr>
+        <w:pStyle w:val="ListBullet"/>
+        <w:spacing w:line="240" w:lineRule="auto"/>
+        <w:ind w:left="720"/>
+      </w:pPr>
+      <w:r>
+        <w:rPr>
+          <w:lang w:val="zh_TW" w:bidi="zh_TW"/>
+        </w:rPr>
+      </w:r>
+      <w:r>
+        <w:rPr>
+          <w:lang w:val="zh_TW" w:bidi="zh_TW"/>
+        </w:rPr>
+        <w:t>人們透過建造厚牆或其它結構來加固堡壘，使敵人難以突破。</w:t>
+      </w:r>
+    </w:p>
+    <w:p>
+      <w:pPr>
+        <w:pStyle w:val="ListBullet"/>
+        <w:spacing w:line="240" w:lineRule="auto"/>
+        <w:ind w:left="720"/>
+      </w:pPr>
+      <w:r>
+        <w:rPr>
+          <w:lang w:val="zh_TW" w:bidi="zh_TW"/>
+        </w:rPr>
+      </w:r>
+      <w:r>
+        <w:rPr>
+          <w:lang w:val="zh_TW" w:bidi="zh_TW"/>
+        </w:rPr>
+        <w:t>「堡壘」或「要塞」可以翻譯為「安全堅固的地方」或「強力保護的地方」。</w:t>
+      </w:r>
+    </w:p>
+    <w:p>
+      <w:pPr>
+        <w:pStyle w:val="ListBullet"/>
+        <w:spacing w:line="240" w:lineRule="auto"/>
+        <w:ind w:left="720"/>
+      </w:pPr>
+      <w:r>
+        <w:rPr>
+          <w:lang w:val="zh_TW" w:bidi="zh_TW"/>
+        </w:rPr>
+      </w:r>
+      <w:r>
+        <w:rPr>
+          <w:lang w:val="zh_TW" w:bidi="zh_TW"/>
+        </w:rPr>
+        <w:t>「設防城市」這個詞可以翻譯為「安全保護的城市」或「堅固建造的城市」。</w:t>
+      </w:r>
+    </w:p>
+    <w:p>
+      <w:pPr>
+        <w:pStyle w:val="ListBullet"/>
+        <w:spacing w:line="240" w:lineRule="auto"/>
+        <w:ind w:left="720"/>
+      </w:pPr>
+      <w:r>
+        <w:rPr>
+          <w:lang w:val="zh_TW" w:bidi="zh_TW"/>
+        </w:rPr>
+      </w:r>
+      <w:r>
+        <w:rPr>
+          <w:lang w:val="zh_TW" w:bidi="zh_TW"/>
+        </w:rPr>
+        <w:t>「堡壘」一詞的另一個比喻性的意義，指的是某人錯誤地信賴可獲取安全感的事物，例如假神或是取代</w:t>
+      </w:r>
+      <w:r>
+        <w:rPr>
+          <w:lang w:val="zh_TW" w:bidi="zh_TW"/>
+        </w:rPr>
+        <w:t>雅巍（和合本譯為：耶和華）</w:t>
+      </w:r>
+      <w:r>
+        <w:rPr>
+          <w:lang w:val="zh_TW" w:bidi="zh_TW"/>
+        </w:rPr>
+        <w:t>受到崇拜的其它對象。這可以譯為「虛假的堡壘」。</w:t>
+      </w:r>
+    </w:p>
+    <w:p>
+      <w:pPr>
+        <w:pStyle w:val="ListBullet"/>
+        <w:spacing w:line="240" w:lineRule="auto"/>
+        <w:ind w:left="720"/>
+      </w:pPr>
+      <w:r>
+        <w:rPr>
+          <w:lang w:val="zh_TW" w:bidi="zh_TW"/>
+        </w:rPr>
+      </w:r>
+      <w:r>
+        <w:rPr>
+          <w:lang w:val="zh_TW" w:bidi="zh_TW"/>
+        </w:rPr>
+        <w:t>這個詞應該與「避難所」有不同的翻譯，因為「避難所」更強調安全性，而不是被加固的概念。</w:t>
+      </w:r>
+    </w:p>
+    <w:p>
+      <w:pPr/>
+      <w:r>
+        <w:rPr>
+          <w:lang w:val="zh_TW" w:bidi="zh_TW"/>
+        </w:rPr>
+      </w:r>
+      <w:r>
+        <w:rPr>
+          <w:lang w:val="zh_TW" w:bidi="zh_TW"/>
+        </w:rPr>
+        <w:t>（另見：</w:t>
+      </w:r>
+      <w:r>
+        <w:rPr>
+          <w:lang w:val="zh_TW" w:bidi="zh_TW"/>
+        </w:rPr>
+        <w:t>假神</w:t>
+      </w:r>
+      <w:r>
+        <w:rPr>
+          <w:lang w:val="zh_TW" w:bidi="zh_TW"/>
+        </w:rPr>
         <w:t>、</w:t>
       </w:r>
       <w:r>
         <w:rPr>
           <w:lang w:val="zh_TW" w:bidi="zh_TW"/>
         </w:rPr>
-        <w:t>誓約</w:t>
+        <w:t>避難所</w:t>
+      </w:r>
+      <w:r>
+        <w:rPr>
+          <w:lang w:val="zh_TW" w:bidi="zh_TW"/>
+        </w:rPr>
+        <w:t>、</w:t>
+      </w:r>
+      <w:r>
+        <w:rPr>
+          <w:lang w:val="zh_TW" w:bidi="zh_TW"/>
+        </w:rPr>
+        <w:t>雅巍</w:t>
       </w:r>
       <w:r>
         <w:rPr>
@@ -1212,61 +1541,79 @@
         <w:rPr>
           <w:lang w:val="zh_TW" w:bidi="zh_TW"/>
         </w:rPr>
-        <w:t>哥林多後書5:4–5</w:t>
-      </w:r>
-    </w:p>
-    <w:p>
-      <w:pPr>
-        <w:pStyle w:val="ListBullet"/>
-        <w:spacing w:line="240" w:lineRule="auto"/>
-        <w:ind w:left="720"/>
-      </w:pPr>
-      <w:r>
-        <w:rPr>
-          <w:lang w:val="zh_TW" w:bidi="zh_TW"/>
-        </w:rPr>
-      </w:r>
-      <w:r>
-        <w:rPr>
-          <w:lang w:val="zh_TW" w:bidi="zh_TW"/>
-        </w:rPr>
-        <w:t>出埃及記22:26</w:t>
-      </w:r>
-    </w:p>
-    <w:p>
-      <w:pPr>
-        <w:pStyle w:val="ListBullet"/>
-        <w:spacing w:line="240" w:lineRule="auto"/>
-        <w:ind w:left="720"/>
-      </w:pPr>
-      <w:r>
-        <w:rPr>
-          <w:lang w:val="zh_TW" w:bidi="zh_TW"/>
-        </w:rPr>
-      </w:r>
-      <w:r>
-        <w:rPr>
-          <w:lang w:val="zh_TW" w:bidi="zh_TW"/>
-        </w:rPr>
-        <w:t>創世記38:17–18</w:t>
-      </w:r>
-    </w:p>
-    <w:p>
-      <w:pPr>
-        <w:pStyle w:val="ListBullet"/>
-        <w:spacing w:line="240" w:lineRule="auto"/>
-        <w:ind w:left="720"/>
-      </w:pPr>
-      <w:r>
-        <w:rPr>
-          <w:lang w:val="zh_TW" w:bidi="zh_TW"/>
-        </w:rPr>
-      </w:r>
-      <w:r>
-        <w:rPr>
-          <w:lang w:val="zh_TW" w:bidi="zh_TW"/>
-        </w:rPr>
-        <w:t>尼希米記10:28–29</w:t>
+        <w:t>哥林多後書10:4</w:t>
+      </w:r>
+    </w:p>
+    <w:p>
+      <w:pPr>
+        <w:pStyle w:val="ListBullet"/>
+        <w:spacing w:line="240" w:lineRule="auto"/>
+        <w:ind w:left="720"/>
+      </w:pPr>
+      <w:r>
+        <w:rPr>
+          <w:lang w:val="zh_TW" w:bidi="zh_TW"/>
+        </w:rPr>
+      </w:r>
+      <w:r>
+        <w:rPr>
+          <w:lang w:val="zh_TW" w:bidi="zh_TW"/>
+        </w:rPr>
+        <w:t>列王紀下8:10–12</w:t>
+      </w:r>
+    </w:p>
+    <w:p>
+      <w:pPr>
+        <w:pStyle w:val="ListBullet"/>
+        <w:spacing w:line="240" w:lineRule="auto"/>
+        <w:ind w:left="720"/>
+      </w:pPr>
+      <w:r>
+        <w:rPr>
+          <w:lang w:val="zh_TW" w:bidi="zh_TW"/>
+        </w:rPr>
+      </w:r>
+      <w:r>
+        <w:rPr>
+          <w:lang w:val="zh_TW" w:bidi="zh_TW"/>
+        </w:rPr>
+        <w:t>撒母耳記下5:8–10</w:t>
+      </w:r>
+    </w:p>
+    <w:p>
+      <w:pPr>
+        <w:pStyle w:val="ListBullet"/>
+        <w:spacing w:line="240" w:lineRule="auto"/>
+        <w:ind w:left="720"/>
+      </w:pPr>
+      <w:r>
+        <w:rPr>
+          <w:lang w:val="zh_TW" w:bidi="zh_TW"/>
+        </w:rPr>
+      </w:r>
+      <w:r>
+        <w:rPr>
+          <w:lang w:val="zh_TW" w:bidi="zh_TW"/>
+        </w:rPr>
+        <w:t>使徒行傳21:35</w:t>
+      </w:r>
+    </w:p>
+    <w:p>
+      <w:pPr>
+        <w:pStyle w:val="ListBullet"/>
+        <w:spacing w:line="240" w:lineRule="auto"/>
+        <w:ind w:left="720"/>
+      </w:pPr>
+      <w:r>
+        <w:rPr>
+          <w:lang w:val="zh_TW" w:bidi="zh_TW"/>
+        </w:rPr>
+      </w:r>
+      <w:r>
+        <w:rPr>
+          <w:lang w:val="zh_TW" w:bidi="zh_TW"/>
+        </w:rPr>
+        <w:t>哈巴谷書1:10–11</w:t>
       </w:r>
     </w:p>
     <w:p>
@@ -1295,7 +1642,7 @@
         <w:rPr>
           <w:lang w:val="zh_TW" w:bidi="zh_TW"/>
         </w:rPr>
-        <w:t>史特朗號：H0781，H2254，H2258，H5667，H5671，H6148，H6161，H6162</w:t>
+        <w:t>史特朗號：H0490，H0553，H0759，H1001，H1002，H1003，H1219，H1225，H2388，H4013，H4026，H4581，H4526，H4679，H4685，H4686，H4692，H4694，H4869，H5794，H5797，H5800，H6438，H6877，H7682，G37940，G39250</w:t>
       </w:r>
       <w:r>
         <w:rPr>
@@ -1324,7 +1671,7 @@
         <w:rPr>
           <w:lang w:val="zh_TW" w:bidi="zh_TW"/>
         </w:rPr>
-        <w:t>堡壘</w:t>
+        <w:t>寶座</w:t>
       </w:r>
       <w:r>
         <w:rPr>
@@ -1354,127 +1701,79 @@
         <w:rPr>
           <w:lang w:val="zh_TW" w:bidi="zh_TW"/>
         </w:rPr>
-        <w:t>「堡壘」和「要塞」這兩個詞都指的是防禦敵軍攻擊的安全場所。「城堡」是指城市內的一座要塞。「設防」描述的是一個城市或其它地方已被加固以防止攻擊。</w:t>
-      </w:r>
-    </w:p>
-    <w:p>
-      <w:pPr>
-        <w:pStyle w:val="ListBullet"/>
-        <w:spacing w:line="240" w:lineRule="auto"/>
-        <w:ind w:left="720"/>
-      </w:pPr>
-      <w:r>
-        <w:rPr>
-          <w:lang w:val="zh_TW" w:bidi="zh_TW"/>
-        </w:rPr>
-      </w:r>
-      <w:r>
-        <w:rPr>
-          <w:lang w:val="zh_TW" w:bidi="zh_TW"/>
-        </w:rPr>
-        <w:t>通常，堡壘和要塞是具有防禦牆的人造建築。它們也可能是具有天然保護屏障的地方，例如岩石峭壁或高山。</w:t>
-      </w:r>
-    </w:p>
-    <w:p>
-      <w:pPr>
-        <w:pStyle w:val="ListBullet"/>
-        <w:spacing w:line="240" w:lineRule="auto"/>
-        <w:ind w:left="720"/>
-      </w:pPr>
-      <w:r>
-        <w:rPr>
-          <w:lang w:val="zh_TW" w:bidi="zh_TW"/>
-        </w:rPr>
-      </w:r>
-      <w:r>
-        <w:rPr>
-          <w:lang w:val="zh_TW" w:bidi="zh_TW"/>
-        </w:rPr>
-        <w:t>人們透過建造厚牆或其它結構來加固堡壘，使敵人難以突破。</w:t>
-      </w:r>
-    </w:p>
-    <w:p>
-      <w:pPr>
-        <w:pStyle w:val="ListBullet"/>
-        <w:spacing w:line="240" w:lineRule="auto"/>
-        <w:ind w:left="720"/>
-      </w:pPr>
-      <w:r>
-        <w:rPr>
-          <w:lang w:val="zh_TW" w:bidi="zh_TW"/>
-        </w:rPr>
-      </w:r>
-      <w:r>
-        <w:rPr>
-          <w:lang w:val="zh_TW" w:bidi="zh_TW"/>
-        </w:rPr>
-        <w:t>「堡壘」或「要塞」可以翻譯為「安全堅固的地方」或「強力保護的地方」。</w:t>
-      </w:r>
-    </w:p>
-    <w:p>
-      <w:pPr>
-        <w:pStyle w:val="ListBullet"/>
-        <w:spacing w:line="240" w:lineRule="auto"/>
-        <w:ind w:left="720"/>
-      </w:pPr>
-      <w:r>
-        <w:rPr>
-          <w:lang w:val="zh_TW" w:bidi="zh_TW"/>
-        </w:rPr>
-      </w:r>
-      <w:r>
-        <w:rPr>
-          <w:lang w:val="zh_TW" w:bidi="zh_TW"/>
-        </w:rPr>
-        <w:t>「設防城市」這個詞可以翻譯為「安全保護的城市」或「堅固建造的城市」。</w:t>
-      </w:r>
-    </w:p>
-    <w:p>
-      <w:pPr>
-        <w:pStyle w:val="ListBullet"/>
-        <w:spacing w:line="240" w:lineRule="auto"/>
-        <w:ind w:left="720"/>
-      </w:pPr>
-      <w:r>
-        <w:rPr>
-          <w:lang w:val="zh_TW" w:bidi="zh_TW"/>
-        </w:rPr>
-      </w:r>
-      <w:r>
-        <w:rPr>
-          <w:lang w:val="zh_TW" w:bidi="zh_TW"/>
-        </w:rPr>
-        <w:t>「堡壘」一詞的另一個比喻性的意義，指的是某人錯誤地信賴可獲取安全感的事物，例如假神或是取代</w:t>
-      </w:r>
-      <w:r>
-        <w:rPr>
-          <w:lang w:val="zh_TW" w:bidi="zh_TW"/>
-        </w:rPr>
-        <w:t>雅巍（和合本譯為：耶和華）</w:t>
-      </w:r>
-      <w:r>
-        <w:rPr>
-          <w:lang w:val="zh_TW" w:bidi="zh_TW"/>
-        </w:rPr>
-        <w:t>受到崇拜的其它對象。這可以譯為「虛假的堡壘」。</w:t>
-      </w:r>
-    </w:p>
-    <w:p>
-      <w:pPr>
-        <w:pStyle w:val="ListBullet"/>
-        <w:spacing w:line="240" w:lineRule="auto"/>
-        <w:ind w:left="720"/>
-      </w:pPr>
-      <w:r>
-        <w:rPr>
-          <w:lang w:val="zh_TW" w:bidi="zh_TW"/>
-        </w:rPr>
-      </w:r>
-      <w:r>
-        <w:rPr>
-          <w:lang w:val="zh_TW" w:bidi="zh_TW"/>
-        </w:rPr>
-        <w:t>這個詞應該與「避難所」有不同的翻譯，因為「避難所」更強調安全性，而不是被加固的概念。</w:t>
+        <w:t>寶座是專為統治者設計的椅子，統治者在此坐下以決定重要事務並聆聽人民的請求。</w:t>
+      </w:r>
+    </w:p>
+    <w:p>
+      <w:pPr>
+        <w:pStyle w:val="ListBullet"/>
+        <w:spacing w:line="240" w:lineRule="auto"/>
+        <w:ind w:left="720"/>
+      </w:pPr>
+      <w:r>
+        <w:rPr>
+          <w:lang w:val="zh_TW" w:bidi="zh_TW"/>
+        </w:rPr>
+      </w:r>
+      <w:r>
+        <w:rPr>
+          <w:lang w:val="zh_TW" w:bidi="zh_TW"/>
+        </w:rPr>
+        <w:t>寶座也是統治者權威和力量的象徵。</w:t>
+      </w:r>
+    </w:p>
+    <w:p>
+      <w:pPr>
+        <w:pStyle w:val="ListBullet"/>
+        <w:spacing w:line="240" w:lineRule="auto"/>
+        <w:ind w:left="720"/>
+      </w:pPr>
+      <w:r>
+        <w:rPr>
+          <w:lang w:val="zh_TW" w:bidi="zh_TW"/>
+        </w:rPr>
+      </w:r>
+      <w:r>
+        <w:rPr>
+          <w:lang w:val="zh_TW" w:bidi="zh_TW"/>
+        </w:rPr>
+        <w:t>「寶座」一詞也可以用來指代統治者本人、他的統治或他的權力。</w:t>
+      </w:r>
+    </w:p>
+    <w:p>
+      <w:pPr>
+        <w:pStyle w:val="ListBullet"/>
+        <w:spacing w:line="240" w:lineRule="auto"/>
+        <w:ind w:left="720"/>
+      </w:pPr>
+      <w:r>
+        <w:rPr>
+          <w:lang w:val="zh_TW" w:bidi="zh_TW"/>
+        </w:rPr>
+      </w:r>
+      <w:r>
+        <w:rPr>
+          <w:lang w:val="zh_TW" w:bidi="zh_TW"/>
+        </w:rPr>
+        <w:t>在聖經中，神常被描繪為坐在寶座上的國王。耶穌被描述為坐在父神的右邊寶座上。</w:t>
+      </w:r>
+    </w:p>
+    <w:p>
+      <w:pPr>
+        <w:pStyle w:val="ListBullet"/>
+        <w:spacing w:line="240" w:lineRule="auto"/>
+        <w:ind w:left="720"/>
+      </w:pPr>
+      <w:r>
+        <w:rPr>
+          <w:lang w:val="zh_TW" w:bidi="zh_TW"/>
+        </w:rPr>
+      </w:r>
+      <w:r>
+        <w:rPr>
+          <w:lang w:val="zh_TW" w:bidi="zh_TW"/>
+        </w:rPr>
+        <w:t>耶穌說天國是神的寶座。這可以翻譯為「天國是神作為國王統治的地方」。</w:t>
       </w:r>
     </w:p>
     <w:p>
@@ -1494,336 +1793,13 @@
         <w:rPr>
           <w:lang w:val="zh_TW" w:bidi="zh_TW"/>
         </w:rPr>
-        <w:t>假神</w:t>
-      </w:r>
-      <w:r>
-        <w:rPr>
-          <w:lang w:val="zh_TW" w:bidi="zh_TW"/>
-        </w:rPr>
-        <w:t>、</w:t>
-      </w:r>
-      <w:r>
-        <w:rPr>
-          <w:lang w:val="zh_TW" w:bidi="zh_TW"/>
-        </w:rPr>
-        <w:t>避難所</w:t>
-      </w:r>
-      <w:r>
-        <w:rPr>
-          <w:lang w:val="zh_TW" w:bidi="zh_TW"/>
-        </w:rPr>
-        <w:t>、</w:t>
-      </w:r>
-      <w:r>
-        <w:rPr>
-          <w:lang w:val="zh_TW" w:bidi="zh_TW"/>
-        </w:rPr>
-        <w:t>雅巍</w:t>
-      </w:r>
-      <w:r>
-        <w:rPr>
-          <w:lang w:val="zh_TW" w:bidi="zh_TW"/>
-        </w:rPr>
-        <w:t>）</w:t>
-      </w:r>
-    </w:p>
-    <w:p>
-      <w:pPr>
-        <w:pStyle w:val="Heading3"/>
-      </w:pPr>
-      <w:r>
-        <w:rPr>
-          <w:lang w:val="zh_TW" w:bidi="zh_TW"/>
-        </w:rPr>
-        <w:t>參考經文：</w:t>
-      </w:r>
-    </w:p>
-    <w:p>
-      <w:pPr>
-        <w:pStyle w:val="ListBullet"/>
-        <w:spacing w:line="240" w:lineRule="auto"/>
-        <w:ind w:left="720"/>
-      </w:pPr>
-      <w:r>
-        <w:rPr>
-          <w:lang w:val="zh_TW" w:bidi="zh_TW"/>
-        </w:rPr>
-      </w:r>
-      <w:r>
-        <w:rPr>
-          <w:lang w:val="zh_TW" w:bidi="zh_TW"/>
-        </w:rPr>
-        <w:t>哥林多後書10:4</w:t>
-      </w:r>
-    </w:p>
-    <w:p>
-      <w:pPr>
-        <w:pStyle w:val="ListBullet"/>
-        <w:spacing w:line="240" w:lineRule="auto"/>
-        <w:ind w:left="720"/>
-      </w:pPr>
-      <w:r>
-        <w:rPr>
-          <w:lang w:val="zh_TW" w:bidi="zh_TW"/>
-        </w:rPr>
-      </w:r>
-      <w:r>
-        <w:rPr>
-          <w:lang w:val="zh_TW" w:bidi="zh_TW"/>
-        </w:rPr>
-        <w:t>列王紀下8:10–12</w:t>
-      </w:r>
-    </w:p>
-    <w:p>
-      <w:pPr>
-        <w:pStyle w:val="ListBullet"/>
-        <w:spacing w:line="240" w:lineRule="auto"/>
-        <w:ind w:left="720"/>
-      </w:pPr>
-      <w:r>
-        <w:rPr>
-          <w:lang w:val="zh_TW" w:bidi="zh_TW"/>
-        </w:rPr>
-      </w:r>
-      <w:r>
-        <w:rPr>
-          <w:lang w:val="zh_TW" w:bidi="zh_TW"/>
-        </w:rPr>
-        <w:t>撒母耳記下5:8–10</w:t>
-      </w:r>
-    </w:p>
-    <w:p>
-      <w:pPr>
-        <w:pStyle w:val="ListBullet"/>
-        <w:spacing w:line="240" w:lineRule="auto"/>
-        <w:ind w:left="720"/>
-      </w:pPr>
-      <w:r>
-        <w:rPr>
-          <w:lang w:val="zh_TW" w:bidi="zh_TW"/>
-        </w:rPr>
-      </w:r>
-      <w:r>
-        <w:rPr>
-          <w:lang w:val="zh_TW" w:bidi="zh_TW"/>
-        </w:rPr>
-        <w:t>使徒行傳21:35</w:t>
-      </w:r>
-    </w:p>
-    <w:p>
-      <w:pPr>
-        <w:pStyle w:val="ListBullet"/>
-        <w:spacing w:line="240" w:lineRule="auto"/>
-        <w:ind w:left="720"/>
-      </w:pPr>
-      <w:r>
-        <w:rPr>
-          <w:lang w:val="zh_TW" w:bidi="zh_TW"/>
-        </w:rPr>
-      </w:r>
-      <w:r>
-        <w:rPr>
-          <w:lang w:val="zh_TW" w:bidi="zh_TW"/>
-        </w:rPr>
-        <w:t>哈巴谷書1:10–11</w:t>
-      </w:r>
-    </w:p>
-    <w:p>
-      <w:pPr>
-        <w:pStyle w:val="Heading3"/>
-      </w:pPr>
-      <w:r>
-        <w:rPr>
-          <w:lang w:val="zh_TW" w:bidi="zh_TW"/>
-        </w:rPr>
-        <w:t>原文參照：</w:t>
-      </w:r>
-    </w:p>
-    <w:p>
-      <w:pPr>
-        <w:pStyle w:val="ListBullet"/>
-        <w:spacing w:line="240" w:lineRule="auto"/>
-        <w:ind w:left="720"/>
-      </w:pPr>
-      <w:r>
-        <w:rPr>
-          <w:lang w:val="zh_TW" w:bidi="zh_TW"/>
-        </w:rPr>
-      </w:r>
-      <w:r>
-        <w:rPr>
-          <w:lang w:val="zh_TW" w:bidi="zh_TW"/>
-        </w:rPr>
-        <w:t>史特朗號：H0490，H0553，H0759，H1001，H1002，H1003，H1219，H1225，H2388，H4013，H4026，H4581，H4526，H4679，H4685，H4686，H4692，H4694，H4869，H5794，H5797，H5800，H6438，H6877，H7682，G37940，G39250</w:t>
-      </w:r>
-      <w:r>
-        <w:rPr>
-          <w:lang w:val="zh_TW" w:bidi="zh_TW"/>
-        </w:rPr>
-      </w:r>
-      <w:r>
-        <w:rPr>
-          <w:lang w:val="zh_TW" w:bidi="zh_TW"/>
-        </w:rPr>
-      </w:r>
-    </w:p>
-    <w:p>
-      <w:pPr/>
-      <w:r>
-        <w:rPr>
-          <w:lang w:val="zh_TW" w:bidi="zh_TW"/>
-        </w:rPr>
-      </w:r>
-    </w:p>
-    <w:p>
-      <w:pPr>
-        <w:pStyle w:val="Heading2"/>
-      </w:pPr>
-      <w:r>
-        <w:rPr>
-          <w:lang w:val="zh_TW" w:bidi="zh_TW"/>
-        </w:rPr>
-        <w:t>寶座</w:t>
-      </w:r>
-      <w:r>
-        <w:rPr>
-          <w:lang w:val="zh_TW" w:bidi="zh_TW"/>
-        </w:rPr>
-      </w:r>
-    </w:p>
-    <w:p>
-      <w:pPr>
-        <w:pStyle w:val="Heading3"/>
-      </w:pPr>
-      <w:r>
-        <w:rPr>
-          <w:lang w:val="zh_TW" w:bidi="zh_TW"/>
-        </w:rPr>
-        <w:t>定義：</w:t>
-      </w:r>
-    </w:p>
-    <w:p>
-      <w:pPr/>
-      <w:r>
-        <w:rPr>
-          <w:lang w:val="zh_TW" w:bidi="zh_TW"/>
-        </w:rPr>
-      </w:r>
-      <w:r>
-        <w:rPr>
-          <w:lang w:val="zh_TW" w:bidi="zh_TW"/>
-        </w:rPr>
-        <w:t>寶座是專為統治者設計的椅子，統治者在此坐下以決定重要事務並聆聽人民的請求。</w:t>
-      </w:r>
-    </w:p>
-    <w:p>
-      <w:pPr>
-        <w:pStyle w:val="ListBullet"/>
-        <w:spacing w:line="240" w:lineRule="auto"/>
-        <w:ind w:left="720"/>
-      </w:pPr>
-      <w:r>
-        <w:rPr>
-          <w:lang w:val="zh_TW" w:bidi="zh_TW"/>
-        </w:rPr>
-      </w:r>
-      <w:r>
-        <w:rPr>
-          <w:lang w:val="zh_TW" w:bidi="zh_TW"/>
-        </w:rPr>
-        <w:t>寶座也是統治者權威和力量的象徵。</w:t>
-      </w:r>
-    </w:p>
-    <w:p>
-      <w:pPr>
-        <w:pStyle w:val="ListBullet"/>
-        <w:spacing w:line="240" w:lineRule="auto"/>
-        <w:ind w:left="720"/>
-      </w:pPr>
-      <w:r>
-        <w:rPr>
-          <w:lang w:val="zh_TW" w:bidi="zh_TW"/>
-        </w:rPr>
-      </w:r>
-      <w:r>
-        <w:rPr>
-          <w:lang w:val="zh_TW" w:bidi="zh_TW"/>
-        </w:rPr>
-        <w:t>「寶座」一詞也可以用來指代統治者本人、他的統治或他的權力。</w:t>
-      </w:r>
-    </w:p>
-    <w:p>
-      <w:pPr>
-        <w:pStyle w:val="ListBullet"/>
-        <w:spacing w:line="240" w:lineRule="auto"/>
-        <w:ind w:left="720"/>
-      </w:pPr>
-      <w:r>
-        <w:rPr>
-          <w:lang w:val="zh_TW" w:bidi="zh_TW"/>
-        </w:rPr>
-      </w:r>
-      <w:r>
-        <w:rPr>
-          <w:lang w:val="zh_TW" w:bidi="zh_TW"/>
-        </w:rPr>
-        <w:t>在聖經中，神常被描繪為坐在寶座上的國王。耶穌被描述為坐在父神的右邊寶座上。</w:t>
-      </w:r>
-    </w:p>
-    <w:p>
-      <w:pPr>
-        <w:pStyle w:val="ListBullet"/>
-        <w:spacing w:line="240" w:lineRule="auto"/>
-        <w:ind w:left="720"/>
-      </w:pPr>
-      <w:r>
-        <w:rPr>
-          <w:lang w:val="zh_TW" w:bidi="zh_TW"/>
-        </w:rPr>
-      </w:r>
-      <w:r>
-        <w:rPr>
-          <w:lang w:val="zh_TW" w:bidi="zh_TW"/>
-        </w:rPr>
-        <w:t>耶穌說天國是神的寶座。這可以翻譯為「天國是神作為國王統治的地方」。</w:t>
-      </w:r>
-    </w:p>
-    <w:p>
-      <w:pPr/>
-      <w:r>
-        <w:rPr>
-          <w:lang w:val="zh_TW" w:bidi="zh_TW"/>
-        </w:rPr>
-      </w:r>
-      <w:r>
-        <w:rPr>
-          <w:lang w:val="zh_TW" w:bidi="zh_TW"/>
-        </w:rPr>
-        <w:t>（另見：</w:t>
-      </w:r>
-      <w:r>
-        <w:rPr>
-          <w:lang w:val="zh_TW" w:bidi="zh_TW"/>
-        </w:rPr>
         <w:t>權柄</w:t>
       </w:r>
       <w:r>
         <w:rPr>
           <w:lang w:val="zh_TW" w:bidi="zh_TW"/>
         </w:rPr>
-        <w:t>、</w:t>
-      </w:r>
-      <w:r>
-        <w:rPr>
-          <w:lang w:val="zh_TW" w:bidi="zh_TW"/>
-        </w:rPr>
-        <w:t>權能</w:t>
-      </w:r>
-      <w:r>
-        <w:rPr>
-          <w:lang w:val="zh_TW" w:bidi="zh_TW"/>
-        </w:rPr>
-        <w:t>、</w:t>
+        <w:t>、權能、</w:t>
       </w:r>
       <w:r>
         <w:rPr>
